--- a/session13/BT1.docx
+++ b/session13/BT1.docx
@@ -414,15 +414,18 @@
       </w:r>
     </w:p>
     <w:p>
-      <w:r>
+      <w:pPr>
         <w:rPr>
           <w:b/>
           <w:bCs/>
         </w:rPr>
-        <w:t>Link Figma:</w:t>
-      </w:r>
-      <w:r>
-        <w:t xml:space="preserve"> ........................................................</w:t>
+      </w:pPr>
+      <w:r>
+        <w:rPr>
+          <w:b/>
+          <w:bCs/>
+        </w:rPr>
+        <w:t>Link Figma: https://www.figma.com/design/GPfVvUbxt60AQggUlvnz4d/BT1?node-id=0-1&amp;t=f4rfWJsxaByEouZf-1</w:t>
       </w:r>
     </w:p>
     <w:p/>
